--- a/burocracy/supervisor_review/ostapiv_supervisor_review.docx
+++ b/burocracy/supervisor_review/ostapiv_supervisor_review.docx
@@ -1,6 +1,6 @@
 
 <file path=word/document.xml><?xml version="1.0" encoding="utf-8"?>
-<w:document xmlns:wpc="http://schemas.microsoft.com/office/word/2010/wordprocessingCanvas" xmlns:cx="http://schemas.microsoft.com/office/drawing/2014/chartex" xmlns:cx1="http://schemas.microsoft.com/office/drawing/2015/9/8/chartex" xmlns:cx2="http://schemas.microsoft.com/office/drawing/2015/10/21/chartex" xmlns:cx3="http://schemas.microsoft.com/office/drawing/2016/5/9/chartex" xmlns:cx4="http://schemas.microsoft.com/office/drawing/2016/5/10/chartex" xmlns:cx5="http://schemas.microsoft.com/office/drawing/2016/5/11/chartex" xmlns:cx6="http://schemas.microsoft.com/office/drawing/2016/5/12/chartex" xmlns:cx7="http://schemas.microsoft.com/office/drawing/2016/5/13/chartex" xmlns:cx8="http://schemas.microsoft.com/office/drawing/2016/5/14/chartex" xmlns:mc="http://schemas.openxmlformats.org/markup-compatibility/2006" xmlns:aink="http://schemas.microsoft.com/office/drawing/2016/ink" xmlns:am3d="http://schemas.microsoft.com/office/drawing/2017/model3d" xmlns:o="urn:schemas-microsoft-com:office:office" xmlns:r="http://schemas.openxmlformats.org/officeDocument/2006/relationships" xmlns:m="http://schemas.openxmlformats.org/officeDocument/2006/math" xmlns:v="urn:schemas-microsoft-com:vml" xmlns:wp14="http://schemas.microsoft.com/office/word/2010/wordprocessingDrawing" xmlns:wp="http://schemas.openxmlformats.org/drawingml/2006/wordprocessingDrawing" xmlns:w10="urn:schemas-microsoft-com:office:word" xmlns:w="http://schemas.openxmlformats.org/wordprocessingml/2006/main" xmlns:w14="http://schemas.microsoft.com/office/word/2010/wordml" xmlns:w15="http://schemas.microsoft.com/office/word/2012/wordml" xmlns:w16cex="http://schemas.microsoft.com/office/word/2018/wordml/cex" xmlns:w16cid="http://schemas.microsoft.com/office/word/2016/wordml/cid" xmlns:w16="http://schemas.microsoft.com/office/word/2018/wordml" xmlns:w16sdtdh="http://schemas.microsoft.com/office/word/2020/wordml/sdtdatahash" xmlns:w16se="http://schemas.microsoft.com/office/word/2015/wordml/symex" xmlns:wpg="http://schemas.microsoft.com/office/word/2010/wordprocessingGroup" xmlns:wpi="http://schemas.microsoft.com/office/word/2010/wordprocessingInk" xmlns:wne="http://schemas.microsoft.com/office/word/2006/wordml" xmlns:wps="http://schemas.microsoft.com/office/word/2010/wordprocessingShape" mc:Ignorable="w14 w15 w16se w16cid w16 w16cex w16sdtdh wp14">
+<w:document xmlns:wpc="http://schemas.microsoft.com/office/word/2010/wordprocessingCanvas" xmlns:cx="http://schemas.microsoft.com/office/drawing/2014/chartex" xmlns:cx1="http://schemas.microsoft.com/office/drawing/2015/9/8/chartex" xmlns:mc="http://schemas.openxmlformats.org/markup-compatibility/2006" xmlns:o="urn:schemas-microsoft-com:office:office" xmlns:r="http://schemas.openxmlformats.org/officeDocument/2006/relationships" xmlns:m="http://schemas.openxmlformats.org/officeDocument/2006/math" xmlns:v="urn:schemas-microsoft-com:vml" xmlns:wp14="http://schemas.microsoft.com/office/word/2010/wordprocessingDrawing" xmlns:wp="http://schemas.openxmlformats.org/drawingml/2006/wordprocessingDrawing" xmlns:w10="urn:schemas-microsoft-com:office:word" xmlns:w="http://schemas.openxmlformats.org/wordprocessingml/2006/main" xmlns:w14="http://schemas.microsoft.com/office/word/2010/wordml" xmlns:w15="http://schemas.microsoft.com/office/word/2012/wordml" xmlns:w16se="http://schemas.microsoft.com/office/word/2015/wordml/symex" xmlns:wpg="http://schemas.microsoft.com/office/word/2010/wordprocessingGroup" xmlns:wpi="http://schemas.microsoft.com/office/word/2010/wordprocessingInk" xmlns:wne="http://schemas.microsoft.com/office/word/2006/wordml" xmlns:wps="http://schemas.microsoft.com/office/word/2010/wordprocessingShape" mc:Ignorable="w14 w15 w16se wp14">
   <w:body>
     <w:p>
       <w:pPr>
@@ -83,7 +83,25 @@
           <w:sz w:val="24"/>
           <w:szCs w:val="24"/>
         </w:rPr>
-        <w:t>тацию Остапива Алексея Юрьевича</w:t>
+        <w:t xml:space="preserve">тацию </w:t>
+      </w:r>
+      <w:proofErr w:type="spellStart"/>
+      <w:r>
+        <w:rPr>
+          <w:color w:val="3A3A3A"/>
+          <w:sz w:val="24"/>
+          <w:szCs w:val="24"/>
+        </w:rPr>
+        <w:t>Остапива</w:t>
+      </w:r>
+      <w:proofErr w:type="spellEnd"/>
+      <w:r>
+        <w:rPr>
+          <w:color w:val="3A3A3A"/>
+          <w:sz w:val="24"/>
+          <w:szCs w:val="24"/>
+        </w:rPr>
+        <w:t xml:space="preserve"> Алексея Юрьевича</w:t>
       </w:r>
     </w:p>
     <w:p>
@@ -103,7 +121,25 @@
           <w:sz w:val="24"/>
           <w:szCs w:val="24"/>
         </w:rPr>
-        <w:t>«Нелинейно-оптические и нестационарные тепловые процессы при распространении мощного импульсного лазерного излучения в волоконных световодах и кристаллах», представленную на соискание ученой степени кандидата физико-математических наук по специальности 1.3.19 – Лазерная физика</w:t>
+        <w:t xml:space="preserve">«Нелинейно-оптические и нестационарные тепловые процессы при распространении мощного импульсного лазерного излучения в волоконных </w:t>
+      </w:r>
+      <w:proofErr w:type="spellStart"/>
+      <w:r>
+        <w:rPr>
+          <w:color w:val="3A3A3A"/>
+          <w:sz w:val="24"/>
+          <w:szCs w:val="24"/>
+        </w:rPr>
+        <w:t>световодах</w:t>
+      </w:r>
+      <w:proofErr w:type="spellEnd"/>
+      <w:r>
+        <w:rPr>
+          <w:color w:val="3A3A3A"/>
+          <w:sz w:val="24"/>
+          <w:szCs w:val="24"/>
+        </w:rPr>
+        <w:t xml:space="preserve"> и кристаллах», представленную на соискание ученой степени кандидата физико-математических наук по специальности 1.3.19 – Лазерная физика</w:t>
       </w:r>
     </w:p>
     <w:p>
@@ -180,12 +216,21 @@
                 <w:szCs w:val="24"/>
               </w:rPr>
             </w:pPr>
-            <w:r>
-              <w:rPr>
-                <w:sz w:val="24"/>
-                <w:szCs w:val="24"/>
-              </w:rPr>
-              <w:t>Коняшкин Алексей Викторович</w:t>
+            <w:proofErr w:type="spellStart"/>
+            <w:r>
+              <w:rPr>
+                <w:sz w:val="24"/>
+                <w:szCs w:val="24"/>
+              </w:rPr>
+              <w:t>Коняшкин</w:t>
+            </w:r>
+            <w:proofErr w:type="spellEnd"/>
+            <w:r>
+              <w:rPr>
+                <w:sz w:val="24"/>
+                <w:szCs w:val="24"/>
+              </w:rPr>
+              <w:t xml:space="preserve"> Алексей Викторович</w:t>
             </w:r>
           </w:p>
         </w:tc>
@@ -513,21 +558,67 @@
           <w:szCs w:val="24"/>
         </w:rPr>
       </w:pPr>
-      <w:r>
-        <w:rPr>
-          <w:color w:val="424242"/>
-          <w:sz w:val="24"/>
-          <w:szCs w:val="24"/>
-        </w:rPr>
-        <w:t xml:space="preserve">Остапив Алексей Юрьевич проходил обучение </w:t>
-      </w:r>
-      <w:r>
-        <w:rPr>
-          <w:color w:val="424242"/>
-          <w:sz w:val="24"/>
-          <w:szCs w:val="24"/>
-        </w:rPr>
-        <w:t>на кафедре фотоники МФТИ с 2019 г., за это время успешно окончил бакалавриат (2020 г.)</w:t>
+      <w:proofErr w:type="spellStart"/>
+      <w:r>
+        <w:rPr>
+          <w:color w:val="424242"/>
+          <w:sz w:val="24"/>
+          <w:szCs w:val="24"/>
+        </w:rPr>
+        <w:t>Остапив</w:t>
+      </w:r>
+      <w:proofErr w:type="spellEnd"/>
+      <w:r>
+        <w:rPr>
+          <w:color w:val="424242"/>
+          <w:sz w:val="24"/>
+          <w:szCs w:val="24"/>
+        </w:rPr>
+        <w:t xml:space="preserve"> Алексей Юрьевич проходил обучение </w:t>
+      </w:r>
+      <w:r>
+        <w:rPr>
+          <w:color w:val="424242"/>
+          <w:sz w:val="24"/>
+          <w:szCs w:val="24"/>
+        </w:rPr>
+        <w:t xml:space="preserve">на кафедре </w:t>
+      </w:r>
+      <w:proofErr w:type="spellStart"/>
+      <w:r>
+        <w:rPr>
+          <w:color w:val="424242"/>
+          <w:sz w:val="24"/>
+          <w:szCs w:val="24"/>
+        </w:rPr>
+        <w:t>фотоники</w:t>
+      </w:r>
+      <w:proofErr w:type="spellEnd"/>
+      <w:r>
+        <w:rPr>
+          <w:color w:val="424242"/>
+          <w:sz w:val="24"/>
+          <w:szCs w:val="24"/>
+        </w:rPr>
+        <w:t xml:space="preserve"> МФТИ с 2019 г., за это время успешно окончил </w:t>
+      </w:r>
+      <w:proofErr w:type="spellStart"/>
+      <w:r>
+        <w:rPr>
+          <w:color w:val="424242"/>
+          <w:sz w:val="24"/>
+          <w:szCs w:val="24"/>
+        </w:rPr>
+        <w:t>бакалавриат</w:t>
+      </w:r>
+      <w:proofErr w:type="spellEnd"/>
+      <w:r>
+        <w:rPr>
+          <w:color w:val="424242"/>
+          <w:sz w:val="24"/>
+          <w:szCs w:val="24"/>
+        </w:rPr>
+        <w:t xml:space="preserve"> (2020 г.)</w:t>
       </w:r>
       <w:r>
         <w:rPr>
@@ -567,8 +658,18 @@
           <w:sz w:val="24"/>
           <w:szCs w:val="24"/>
         </w:rPr>
-        <w:t xml:space="preserve"> защитил соответствующие выпускные квалификационные работы. Во время своего обучения Остапив</w:t>
-      </w:r>
+        <w:t xml:space="preserve"> защитил соответствующие выпускные квалификационные работы. Во время своего обучения </w:t>
+      </w:r>
+      <w:proofErr w:type="spellStart"/>
+      <w:r>
+        <w:rPr>
+          <w:color w:val="424242"/>
+          <w:sz w:val="24"/>
+          <w:szCs w:val="24"/>
+        </w:rPr>
+        <w:t>Остапив</w:t>
+      </w:r>
+      <w:proofErr w:type="spellEnd"/>
       <w:r>
         <w:rPr>
           <w:color w:val="424242"/>
@@ -625,7 +726,67 @@
           <w:szCs w:val="24"/>
           <w:highlight w:val="yellow"/>
         </w:rPr>
-        <w:t>В период обучения в аспирантуре (2022–2026 гг.) Остапив А.Ю. читал курс по математическому моделированию физических процессов в фотонике для студентов 5 курса кафедры фотоники МФТИ.</w:t>
+        <w:t xml:space="preserve">В период обучения в аспирантуре (2022–2026 гг.) </w:t>
+      </w:r>
+      <w:proofErr w:type="spellStart"/>
+      <w:r>
+        <w:rPr>
+          <w:color w:val="424242"/>
+          <w:sz w:val="24"/>
+          <w:szCs w:val="24"/>
+          <w:highlight w:val="yellow"/>
+        </w:rPr>
+        <w:t>Остапив</w:t>
+      </w:r>
+      <w:proofErr w:type="spellEnd"/>
+      <w:r>
+        <w:rPr>
+          <w:color w:val="424242"/>
+          <w:sz w:val="24"/>
+          <w:szCs w:val="24"/>
+          <w:highlight w:val="yellow"/>
+        </w:rPr>
+        <w:t xml:space="preserve"> А.Ю. читал курс по математическому моделированию физических процессов в </w:t>
+      </w:r>
+      <w:proofErr w:type="spellStart"/>
+      <w:r>
+        <w:rPr>
+          <w:color w:val="424242"/>
+          <w:sz w:val="24"/>
+          <w:szCs w:val="24"/>
+          <w:highlight w:val="yellow"/>
+        </w:rPr>
+        <w:t>фотонике</w:t>
+      </w:r>
+      <w:proofErr w:type="spellEnd"/>
+      <w:r>
+        <w:rPr>
+          <w:color w:val="424242"/>
+          <w:sz w:val="24"/>
+          <w:szCs w:val="24"/>
+          <w:highlight w:val="yellow"/>
+        </w:rPr>
+        <w:t xml:space="preserve"> для студентов 5 курса кафедры </w:t>
+      </w:r>
+      <w:proofErr w:type="spellStart"/>
+      <w:r>
+        <w:rPr>
+          <w:color w:val="424242"/>
+          <w:sz w:val="24"/>
+          <w:szCs w:val="24"/>
+          <w:highlight w:val="yellow"/>
+        </w:rPr>
+        <w:t>фотоники</w:t>
+      </w:r>
+      <w:proofErr w:type="spellEnd"/>
+      <w:r>
+        <w:rPr>
+          <w:color w:val="424242"/>
+          <w:sz w:val="24"/>
+          <w:szCs w:val="24"/>
+          <w:highlight w:val="yellow"/>
+        </w:rPr>
+        <w:t xml:space="preserve"> МФТИ.</w:t>
       </w:r>
       <w:r>
         <w:rPr>
@@ -677,13 +838,23 @@
         </w:rPr>
         <w:t> </w:t>
       </w:r>
-      <w:r>
-        <w:rPr>
-          <w:color w:val="424242"/>
-          <w:sz w:val="24"/>
-          <w:szCs w:val="24"/>
-        </w:rPr>
-        <w:t>Лазеруан» в должности научного сотрудника подгруппы</w:t>
+      <w:proofErr w:type="spellStart"/>
+      <w:r>
+        <w:rPr>
+          <w:color w:val="424242"/>
+          <w:sz w:val="24"/>
+          <w:szCs w:val="24"/>
+        </w:rPr>
+        <w:t>Лазеруан</w:t>
+      </w:r>
+      <w:proofErr w:type="spellEnd"/>
+      <w:r>
+        <w:rPr>
+          <w:color w:val="424242"/>
+          <w:sz w:val="24"/>
+          <w:szCs w:val="24"/>
+        </w:rPr>
+        <w:t>» в должности научного сотрудника подгруппы</w:t>
       </w:r>
       <w:r>
         <w:rPr>
@@ -727,29 +898,41 @@
         </w:rPr>
         <w:t> </w:t>
       </w:r>
-      <w:r>
-        <w:rPr>
-          <w:color w:val="424242"/>
-          <w:sz w:val="24"/>
-          <w:szCs w:val="24"/>
-        </w:rPr>
-        <w:t>Лазеруан» Остапив</w:t>
-      </w:r>
-      <w:r>
-        <w:rPr>
-          <w:color w:val="424242"/>
-          <w:sz w:val="24"/>
-          <w:szCs w:val="24"/>
-        </w:rPr>
-        <w:t> </w:t>
-      </w:r>
-      <w:r>
-        <w:rPr>
-          <w:color w:val="424242"/>
-          <w:sz w:val="24"/>
-          <w:szCs w:val="24"/>
-        </w:rPr>
-        <w:t>А.Ю.</w:t>
+      <w:proofErr w:type="spellStart"/>
+      <w:r>
+        <w:rPr>
+          <w:color w:val="424242"/>
+          <w:sz w:val="24"/>
+          <w:szCs w:val="24"/>
+        </w:rPr>
+        <w:t>Лазеруан</w:t>
+      </w:r>
+      <w:proofErr w:type="spellEnd"/>
+      <w:r>
+        <w:rPr>
+          <w:color w:val="424242"/>
+          <w:sz w:val="24"/>
+          <w:szCs w:val="24"/>
+        </w:rPr>
+        <w:t xml:space="preserve">» </w:t>
+      </w:r>
+      <w:proofErr w:type="spellStart"/>
+      <w:r>
+        <w:rPr>
+          <w:color w:val="424242"/>
+          <w:sz w:val="24"/>
+          <w:szCs w:val="24"/>
+        </w:rPr>
+        <w:t>Остапив</w:t>
+      </w:r>
+      <w:proofErr w:type="spellEnd"/>
+      <w:r>
+        <w:rPr>
+          <w:color w:val="424242"/>
+          <w:sz w:val="24"/>
+          <w:szCs w:val="24"/>
+        </w:rPr>
+        <w:t> А.Ю.</w:t>
       </w:r>
       <w:r>
         <w:rPr>
@@ -777,8 +960,18 @@
           <w:sz w:val="24"/>
           <w:szCs w:val="24"/>
         </w:rPr>
-        <w:t>Научная работа Остапива</w:t>
-      </w:r>
+        <w:t xml:space="preserve">Научная работа </w:t>
+      </w:r>
+      <w:proofErr w:type="spellStart"/>
+      <w:r>
+        <w:rPr>
+          <w:color w:val="383838"/>
+          <w:sz w:val="24"/>
+          <w:szCs w:val="24"/>
+        </w:rPr>
+        <w:t>Остапива</w:t>
+      </w:r>
+      <w:proofErr w:type="spellEnd"/>
       <w:r>
         <w:rPr>
           <w:color w:val="383838"/>
@@ -794,7 +987,43 @@
           <w:sz w:val="24"/>
           <w:szCs w:val="24"/>
         </w:rPr>
-        <w:t>А.Ю. посвящена актуальной задаче исследования нелинейно-оптических эффектов в волоконных световодах и тепловых процессов в нелинейно-оптических кристаллах, ограничивающих эффективность и стабильность гибридных источников среднего ИК-диапазона. В ходе работы Остапив А.Ю. получил следующие основные результаты.</w:t>
+        <w:t xml:space="preserve">А.Ю. посвящена актуальной задаче исследования нелинейно-оптических эффектов в волоконных </w:t>
+      </w:r>
+      <w:proofErr w:type="spellStart"/>
+      <w:r>
+        <w:rPr>
+          <w:color w:val="383838"/>
+          <w:sz w:val="24"/>
+          <w:szCs w:val="24"/>
+        </w:rPr>
+        <w:t>световодах</w:t>
+      </w:r>
+      <w:proofErr w:type="spellEnd"/>
+      <w:r>
+        <w:rPr>
+          <w:color w:val="383838"/>
+          <w:sz w:val="24"/>
+          <w:szCs w:val="24"/>
+        </w:rPr>
+        <w:t xml:space="preserve"> и тепловых процессов в нелинейно-оптических кристаллах, ограничивающих эффективность и стабильность гибридных источников среднего ИК-диапазона. В ходе работы </w:t>
+      </w:r>
+      <w:proofErr w:type="spellStart"/>
+      <w:r>
+        <w:rPr>
+          <w:color w:val="383838"/>
+          <w:sz w:val="24"/>
+          <w:szCs w:val="24"/>
+        </w:rPr>
+        <w:t>Остапив</w:t>
+      </w:r>
+      <w:proofErr w:type="spellEnd"/>
+      <w:r>
+        <w:rPr>
+          <w:color w:val="383838"/>
+          <w:sz w:val="24"/>
+          <w:szCs w:val="24"/>
+        </w:rPr>
+        <w:t xml:space="preserve"> А.Ю. получил следующие основные результаты.</w:t>
       </w:r>
     </w:p>
     <w:p>
@@ -814,7 +1043,79 @@
           <w:sz w:val="24"/>
           <w:szCs w:val="24"/>
         </w:rPr>
-        <w:t>В маломодовом оптическом волокне FUD-3564 впервые экспериментально обнаружено взаимное влияние одномодового и межмодового четырёхволнового смешения, имеющих общую антистоксовую</w:t>
+        <w:t xml:space="preserve">В </w:t>
+      </w:r>
+      <w:proofErr w:type="spellStart"/>
+      <w:r>
+        <w:rPr>
+          <w:color w:val="383838"/>
+          <w:sz w:val="24"/>
+          <w:szCs w:val="24"/>
+        </w:rPr>
+        <w:t>маломодовом</w:t>
+      </w:r>
+      <w:proofErr w:type="spellEnd"/>
+      <w:r>
+        <w:rPr>
+          <w:color w:val="383838"/>
+          <w:sz w:val="24"/>
+          <w:szCs w:val="24"/>
+        </w:rPr>
+        <w:t xml:space="preserve"> оптическом волокне FUD-3564 впервые экспериментально обнаружено взаимное влияние </w:t>
+      </w:r>
+      <w:proofErr w:type="spellStart"/>
+      <w:r>
+        <w:rPr>
+          <w:color w:val="383838"/>
+          <w:sz w:val="24"/>
+          <w:szCs w:val="24"/>
+        </w:rPr>
+        <w:t>одномодового</w:t>
+      </w:r>
+      <w:proofErr w:type="spellEnd"/>
+      <w:r>
+        <w:rPr>
+          <w:color w:val="383838"/>
+          <w:sz w:val="24"/>
+          <w:szCs w:val="24"/>
+        </w:rPr>
+        <w:t xml:space="preserve"> и </w:t>
+      </w:r>
+      <w:proofErr w:type="spellStart"/>
+      <w:r>
+        <w:rPr>
+          <w:color w:val="383838"/>
+          <w:sz w:val="24"/>
+          <w:szCs w:val="24"/>
+        </w:rPr>
+        <w:t>межмодового</w:t>
+      </w:r>
+      <w:proofErr w:type="spellEnd"/>
+      <w:r>
+        <w:rPr>
+          <w:color w:val="383838"/>
+          <w:sz w:val="24"/>
+          <w:szCs w:val="24"/>
+        </w:rPr>
+        <w:t xml:space="preserve"> </w:t>
+      </w:r>
+      <w:proofErr w:type="spellStart"/>
+      <w:r>
+        <w:rPr>
+          <w:color w:val="383838"/>
+          <w:sz w:val="24"/>
+          <w:szCs w:val="24"/>
+        </w:rPr>
+        <w:t>четырёхволнового</w:t>
+      </w:r>
+      <w:proofErr w:type="spellEnd"/>
+      <w:r>
+        <w:rPr>
+          <w:color w:val="383838"/>
+          <w:sz w:val="24"/>
+          <w:szCs w:val="24"/>
+        </w:rPr>
+        <w:t xml:space="preserve"> смешения, имеющих общую антистоксовую</w:t>
       </w:r>
       <w:r>
         <w:rPr>
@@ -824,45 +1125,119 @@
         </w:rPr>
         <w:t xml:space="preserve"> компоненту на длине волны 1003 </w:t>
       </w:r>
-      <w:r>
-        <w:rPr>
-          <w:color w:val="383838"/>
-          <w:sz w:val="24"/>
-          <w:szCs w:val="24"/>
-        </w:rPr>
-        <w:t>нм. Показано, что синхро</w:t>
-      </w:r>
-      <w:r>
-        <w:rPr>
-          <w:color w:val="383838"/>
-          <w:sz w:val="24"/>
-          <w:szCs w:val="24"/>
-        </w:rPr>
-        <w:t>низация импульсов накачки (1030 нм) и затравки (1562 </w:t>
-      </w:r>
-      <w:r>
-        <w:rPr>
-          <w:color w:val="383838"/>
-          <w:sz w:val="24"/>
-          <w:szCs w:val="24"/>
-        </w:rPr>
-        <w:t xml:space="preserve">нм) увеличивает спектральную мощность </w:t>
-      </w:r>
-      <w:r>
-        <w:rPr>
-          <w:color w:val="383838"/>
-          <w:sz w:val="24"/>
-          <w:szCs w:val="24"/>
-        </w:rPr>
-        <w:t>компонент межмодового ЧВС на 20 </w:t>
-      </w:r>
-      <w:r>
-        <w:rPr>
-          <w:color w:val="383838"/>
-          <w:sz w:val="24"/>
-          <w:szCs w:val="24"/>
-        </w:rPr>
-        <w:t>дБ, что снижает эффективность генерации разностной частоты в нелинейно-оптическом кристалле. Предложен и реализован метод подавления взаимного влияния ЧВС с помощью модового фильтра на входе волокна, позволяющий увеличить допустим</w:t>
+      <w:proofErr w:type="spellStart"/>
+      <w:r>
+        <w:rPr>
+          <w:color w:val="383838"/>
+          <w:sz w:val="24"/>
+          <w:szCs w:val="24"/>
+        </w:rPr>
+        <w:t>нм</w:t>
+      </w:r>
+      <w:proofErr w:type="spellEnd"/>
+      <w:r>
+        <w:rPr>
+          <w:color w:val="383838"/>
+          <w:sz w:val="24"/>
+          <w:szCs w:val="24"/>
+        </w:rPr>
+        <w:t>. Показано, что синхро</w:t>
+      </w:r>
+      <w:r>
+        <w:rPr>
+          <w:color w:val="383838"/>
+          <w:sz w:val="24"/>
+          <w:szCs w:val="24"/>
+        </w:rPr>
+        <w:t>низация импульсов накачки (1030 </w:t>
+      </w:r>
+      <w:proofErr w:type="spellStart"/>
+      <w:r>
+        <w:rPr>
+          <w:color w:val="383838"/>
+          <w:sz w:val="24"/>
+          <w:szCs w:val="24"/>
+        </w:rPr>
+        <w:t>нм</w:t>
+      </w:r>
+      <w:proofErr w:type="spellEnd"/>
+      <w:r>
+        <w:rPr>
+          <w:color w:val="383838"/>
+          <w:sz w:val="24"/>
+          <w:szCs w:val="24"/>
+        </w:rPr>
+        <w:t>) и затравки (1562 </w:t>
+      </w:r>
+      <w:proofErr w:type="spellStart"/>
+      <w:r>
+        <w:rPr>
+          <w:color w:val="383838"/>
+          <w:sz w:val="24"/>
+          <w:szCs w:val="24"/>
+        </w:rPr>
+        <w:t>нм</w:t>
+      </w:r>
+      <w:proofErr w:type="spellEnd"/>
+      <w:r>
+        <w:rPr>
+          <w:color w:val="383838"/>
+          <w:sz w:val="24"/>
+          <w:szCs w:val="24"/>
+        </w:rPr>
+        <w:t xml:space="preserve">) увеличивает спектральную мощность </w:t>
+      </w:r>
+      <w:r>
+        <w:rPr>
+          <w:color w:val="383838"/>
+          <w:sz w:val="24"/>
+          <w:szCs w:val="24"/>
+        </w:rPr>
+        <w:t xml:space="preserve">компонент </w:t>
+      </w:r>
+      <w:proofErr w:type="spellStart"/>
+      <w:r>
+        <w:rPr>
+          <w:color w:val="383838"/>
+          <w:sz w:val="24"/>
+          <w:szCs w:val="24"/>
+        </w:rPr>
+        <w:t>межмодового</w:t>
+      </w:r>
+      <w:proofErr w:type="spellEnd"/>
+      <w:r>
+        <w:rPr>
+          <w:color w:val="383838"/>
+          <w:sz w:val="24"/>
+          <w:szCs w:val="24"/>
+        </w:rPr>
+        <w:t xml:space="preserve"> ЧВС на 20 </w:t>
+      </w:r>
+      <w:r>
+        <w:rPr>
+          <w:color w:val="383838"/>
+          <w:sz w:val="24"/>
+          <w:szCs w:val="24"/>
+        </w:rPr>
+        <w:t xml:space="preserve">дБ, что снижает эффективность генерации разностной частоты в нелинейно-оптическом кристалле. Предложен и реализован метод подавления взаимного влияния ЧВС с помощью </w:t>
+      </w:r>
+      <w:proofErr w:type="spellStart"/>
+      <w:r>
+        <w:rPr>
+          <w:color w:val="383838"/>
+          <w:sz w:val="24"/>
+          <w:szCs w:val="24"/>
+        </w:rPr>
+        <w:t>модового</w:t>
+      </w:r>
+      <w:proofErr w:type="spellEnd"/>
+      <w:r>
+        <w:rPr>
+          <w:color w:val="383838"/>
+          <w:sz w:val="24"/>
+          <w:szCs w:val="24"/>
+        </w:rPr>
+        <w:t xml:space="preserve"> фильтра на входе волокна, позволяющий увеличить допустим</w:t>
       </w:r>
       <w:r>
         <w:rPr>
@@ -898,7 +1273,61 @@
           <w:sz w:val="24"/>
           <w:szCs w:val="24"/>
         </w:rPr>
-        <w:t>В германосиликатном оптическом волокне FUD-3562 впервые экспериментально исследована эволюция спектральных и температурных кривых фазового синхронизма при фотоиндуцированной генерации второй гармоники в режиме самозатравки (без затравочного излучения второй гармоники). Показано, что в процессе оптического полинга ширина кривых фазового синхронизма и их сдвиг монотонно уменьшаются до стационарных з</w:t>
+        <w:t xml:space="preserve">В </w:t>
+      </w:r>
+      <w:proofErr w:type="spellStart"/>
+      <w:r>
+        <w:rPr>
+          <w:color w:val="383838"/>
+          <w:sz w:val="24"/>
+          <w:szCs w:val="24"/>
+        </w:rPr>
+        <w:t>германосиликатном</w:t>
+      </w:r>
+      <w:proofErr w:type="spellEnd"/>
+      <w:r>
+        <w:rPr>
+          <w:color w:val="383838"/>
+          <w:sz w:val="24"/>
+          <w:szCs w:val="24"/>
+        </w:rPr>
+        <w:t xml:space="preserve"> оптическом волокне FUD-3562 впервые экспериментально исследована эволюция спектральных и температурных кривых фазового синхронизма при фотоиндуцированной генерации второй гармоники в режиме </w:t>
+      </w:r>
+      <w:proofErr w:type="spellStart"/>
+      <w:r>
+        <w:rPr>
+          <w:color w:val="383838"/>
+          <w:sz w:val="24"/>
+          <w:szCs w:val="24"/>
+        </w:rPr>
+        <w:t>самозатравки</w:t>
+      </w:r>
+      <w:proofErr w:type="spellEnd"/>
+      <w:r>
+        <w:rPr>
+          <w:color w:val="383838"/>
+          <w:sz w:val="24"/>
+          <w:szCs w:val="24"/>
+        </w:rPr>
+        <w:t xml:space="preserve"> (без затравочного излучения второй гармоники). Показано, что в процессе оптического </w:t>
+      </w:r>
+      <w:proofErr w:type="spellStart"/>
+      <w:r>
+        <w:rPr>
+          <w:color w:val="383838"/>
+          <w:sz w:val="24"/>
+          <w:szCs w:val="24"/>
+        </w:rPr>
+        <w:t>полинга</w:t>
+      </w:r>
+      <w:proofErr w:type="spellEnd"/>
+      <w:r>
+        <w:rPr>
+          <w:color w:val="383838"/>
+          <w:sz w:val="24"/>
+          <w:szCs w:val="24"/>
+        </w:rPr>
+        <w:t xml:space="preserve"> ширина кривых фазового синхронизма и их сдвиг монотонно уменьшаются до стационарных з</w:t>
       </w:r>
       <w:r>
         <w:rPr>
@@ -949,7 +1378,25 @@
           <w:sz w:val="24"/>
           <w:szCs w:val="24"/>
         </w:rPr>
-        <w:t xml:space="preserve">с учётом керровского эффекта. Обнаружено, что на поздних стадиях эффективность ГВГ остаётся практически постоянной вследствие динамического </w:t>
+        <w:t xml:space="preserve">с учётом </w:t>
+      </w:r>
+      <w:proofErr w:type="spellStart"/>
+      <w:r>
+        <w:rPr>
+          <w:color w:val="383838"/>
+          <w:sz w:val="24"/>
+          <w:szCs w:val="24"/>
+        </w:rPr>
+        <w:t>керровского</w:t>
+      </w:r>
+      <w:proofErr w:type="spellEnd"/>
+      <w:r>
+        <w:rPr>
+          <w:color w:val="383838"/>
+          <w:sz w:val="24"/>
+          <w:szCs w:val="24"/>
+        </w:rPr>
+        <w:t xml:space="preserve"> эффекта. Обнаружено, что на поздних стадиях эффективность ГВГ остаётся практически постоянной вследствие динамического </w:t>
       </w:r>
       <w:r>
         <w:rPr>
@@ -958,7 +1405,25 @@
           <w:szCs w:val="24"/>
         </w:rPr>
         <w:lastRenderedPageBreak/>
-        <w:t>равновесия между уменьшением спектральной расстройки и ростом пиковой эффективности преобразования.</w:t>
+        <w:t xml:space="preserve">равновесия между уменьшением спектральной </w:t>
+      </w:r>
+      <w:proofErr w:type="spellStart"/>
+      <w:r>
+        <w:rPr>
+          <w:color w:val="383838"/>
+          <w:sz w:val="24"/>
+          <w:szCs w:val="24"/>
+        </w:rPr>
+        <w:t>расстройки</w:t>
+      </w:r>
+      <w:proofErr w:type="spellEnd"/>
+      <w:r>
+        <w:rPr>
+          <w:color w:val="383838"/>
+          <w:sz w:val="24"/>
+          <w:szCs w:val="24"/>
+        </w:rPr>
+        <w:t xml:space="preserve"> и ростом пиковой эффективности преобразования.</w:t>
       </w:r>
     </w:p>
     <w:p>
@@ -978,7 +1443,43 @@
           <w:sz w:val="24"/>
           <w:szCs w:val="24"/>
         </w:rPr>
-        <w:t>Для метода пьезоэлектрической резонансной лазерной калориметрии предложены поправочные выражения для экспоненциальной, импульсной и градиентной методик обработки температурных кинетик, позволяющие компенсировать нестационарность температуры окружающей среды и коэффициента теплообмена. Согласно математическому моделированию, применение поправок снижает влияние указанных факторов до величины менее 1%. Экспериментально показано, что совместный учёт обеих поправок снижает максимальный разброс между методиками с 23% до 11%.</w:t>
+        <w:t xml:space="preserve">Для метода пьезоэлектрической резонансной лазерной калориметрии предложены поправочные выражения для экспоненциальной, импульсной и градиентной методик обработки температурных </w:t>
+      </w:r>
+      <w:proofErr w:type="spellStart"/>
+      <w:r>
+        <w:rPr>
+          <w:color w:val="383838"/>
+          <w:sz w:val="24"/>
+          <w:szCs w:val="24"/>
+        </w:rPr>
+        <w:t>кинетик</w:t>
+      </w:r>
+      <w:proofErr w:type="spellEnd"/>
+      <w:r>
+        <w:rPr>
+          <w:color w:val="383838"/>
+          <w:sz w:val="24"/>
+          <w:szCs w:val="24"/>
+        </w:rPr>
+        <w:t xml:space="preserve">, позволяющие компенсировать </w:t>
+      </w:r>
+      <w:proofErr w:type="spellStart"/>
+      <w:r>
+        <w:rPr>
+          <w:color w:val="383838"/>
+          <w:sz w:val="24"/>
+          <w:szCs w:val="24"/>
+        </w:rPr>
+        <w:t>нестационарность</w:t>
+      </w:r>
+      <w:proofErr w:type="spellEnd"/>
+      <w:r>
+        <w:rPr>
+          <w:color w:val="383838"/>
+          <w:sz w:val="24"/>
+          <w:szCs w:val="24"/>
+        </w:rPr>
+        <w:t xml:space="preserve"> температуры окружающей среды и коэффициента теплообмена. Согласно математическому моделированию, применение поправок снижает влияние указанных факторов до величины менее 1%. Экспериментально показано, что совместный учёт обеих поправок снижает максимальный разброс между методиками с 23% до 11%.</w:t>
       </w:r>
     </w:p>
     <w:p>
@@ -1022,7 +1523,43 @@
           <w:sz w:val="24"/>
           <w:szCs w:val="24"/>
         </w:rPr>
-        <w:t xml:space="preserve"> квадратичной нелинейной восприимчивости при оптическом полинге германосиликатных оптических волокон</w:t>
+        <w:t xml:space="preserve"> квадратичной нелинейной восприимчивости при оптическом </w:t>
+      </w:r>
+      <w:proofErr w:type="spellStart"/>
+      <w:r>
+        <w:rPr>
+          <w:color w:val="383838"/>
+          <w:sz w:val="24"/>
+          <w:szCs w:val="24"/>
+        </w:rPr>
+        <w:t>полинге</w:t>
+      </w:r>
+      <w:proofErr w:type="spellEnd"/>
+      <w:r>
+        <w:rPr>
+          <w:color w:val="383838"/>
+          <w:sz w:val="24"/>
+          <w:szCs w:val="24"/>
+        </w:rPr>
+        <w:t xml:space="preserve"> </w:t>
+      </w:r>
+      <w:proofErr w:type="spellStart"/>
+      <w:r>
+        <w:rPr>
+          <w:color w:val="383838"/>
+          <w:sz w:val="24"/>
+          <w:szCs w:val="24"/>
+        </w:rPr>
+        <w:t>германосиликатных</w:t>
+      </w:r>
+      <w:proofErr w:type="spellEnd"/>
+      <w:r>
+        <w:rPr>
+          <w:color w:val="383838"/>
+          <w:sz w:val="24"/>
+          <w:szCs w:val="24"/>
+        </w:rPr>
+        <w:t xml:space="preserve"> оптических волокон</w:t>
       </w:r>
       <w:r>
         <w:rPr>
@@ -1051,8 +1588,18 @@
           <w:sz w:val="24"/>
           <w:szCs w:val="24"/>
         </w:rPr>
-        <w:t>Результаты работы Остапива</w:t>
-      </w:r>
+        <w:t xml:space="preserve">Результаты работы </w:t>
+      </w:r>
+      <w:proofErr w:type="spellStart"/>
+      <w:r>
+        <w:rPr>
+          <w:color w:val="363636"/>
+          <w:sz w:val="24"/>
+          <w:szCs w:val="24"/>
+        </w:rPr>
+        <w:t>Остапива</w:t>
+      </w:r>
+      <w:proofErr w:type="spellEnd"/>
       <w:r>
         <w:rPr>
           <w:color w:val="363636"/>
@@ -1075,19 +1622,18 @@
           <w:color w:val="363636"/>
           <w:sz w:val="24"/>
           <w:szCs w:val="24"/>
-          <w:highlight w:val="yellow"/>
-          <w:lang w:val="en-US"/>
-        </w:rPr>
-        <w:t>TBD</w:t>
-      </w:r>
-      <w:r>
-        <w:rPr>
-          <w:color w:val="363636"/>
-          <w:sz w:val="24"/>
-          <w:szCs w:val="24"/>
-        </w:rPr>
-        <w:t xml:space="preserve"> печатное издание, из них 3 статьи в </w:t>
-      </w:r>
+        </w:rPr>
+        <w:t>3 печатных издания</w:t>
+      </w:r>
+      <w:r>
+        <w:rPr>
+          <w:color w:val="363636"/>
+          <w:sz w:val="24"/>
+          <w:szCs w:val="24"/>
+        </w:rPr>
+        <w:t xml:space="preserve">, из них 3 статьи в </w:t>
+      </w:r>
+      <w:proofErr w:type="spellStart"/>
       <w:r>
         <w:rPr>
           <w:color w:val="363636"/>
@@ -1097,6 +1643,7 @@
         </w:rPr>
         <w:t>издания</w:t>
       </w:r>
+      <w:proofErr w:type="spellEnd"/>
       <w:r>
         <w:rPr>
           <w:color w:val="363636"/>
@@ -1111,37 +1658,78 @@
           <w:sz w:val="24"/>
           <w:szCs w:val="24"/>
         </w:rPr>
-        <w:t xml:space="preserve"> Web of Science и </w:t>
-      </w:r>
-      <w:proofErr w:type="gramStart"/>
-      <w:r>
-        <w:rPr>
-          <w:color w:val="363636"/>
-          <w:sz w:val="24"/>
-          <w:szCs w:val="24"/>
-        </w:rPr>
-        <w:t>Scopus,</w:t>
-      </w:r>
-      <w:r>
-        <w:rPr>
-          <w:color w:val="363636"/>
-          <w:sz w:val="24"/>
-          <w:szCs w:val="24"/>
-          <w:highlight w:val="yellow"/>
-          <w:lang w:val="en-US"/>
-        </w:rPr>
-        <w:t>TBD</w:t>
-      </w:r>
-      <w:proofErr w:type="gramEnd"/>
-      <w:r>
-        <w:rPr>
-          <w:color w:val="363636"/>
-          <w:sz w:val="24"/>
-          <w:szCs w:val="24"/>
-          <w:lang w:val="en-US"/>
-        </w:rPr>
         <w:t xml:space="preserve"> </w:t>
       </w:r>
+      <w:proofErr w:type="spellStart"/>
+      <w:r>
+        <w:rPr>
+          <w:color w:val="363636"/>
+          <w:sz w:val="24"/>
+          <w:szCs w:val="24"/>
+        </w:rPr>
+        <w:t>Web</w:t>
+      </w:r>
+      <w:proofErr w:type="spellEnd"/>
+      <w:r>
+        <w:rPr>
+          <w:color w:val="363636"/>
+          <w:sz w:val="24"/>
+          <w:szCs w:val="24"/>
+        </w:rPr>
+        <w:t xml:space="preserve"> of </w:t>
+      </w:r>
+      <w:proofErr w:type="spellStart"/>
+      <w:r>
+        <w:rPr>
+          <w:color w:val="363636"/>
+          <w:sz w:val="24"/>
+          <w:szCs w:val="24"/>
+        </w:rPr>
+        <w:t>Science</w:t>
+      </w:r>
+      <w:proofErr w:type="spellEnd"/>
+      <w:r>
+        <w:rPr>
+          <w:color w:val="363636"/>
+          <w:sz w:val="24"/>
+          <w:szCs w:val="24"/>
+        </w:rPr>
+        <w:t xml:space="preserve"> и </w:t>
+      </w:r>
+      <w:proofErr w:type="spellStart"/>
+      <w:r>
+        <w:rPr>
+          <w:color w:val="363636"/>
+          <w:sz w:val="24"/>
+          <w:szCs w:val="24"/>
+        </w:rPr>
+        <w:t>Scopus</w:t>
+      </w:r>
+      <w:proofErr w:type="spellEnd"/>
+      <w:r>
+        <w:rPr>
+          <w:color w:val="363636"/>
+          <w:sz w:val="24"/>
+          <w:szCs w:val="24"/>
+        </w:rPr>
+        <w:t>,</w:t>
+      </w:r>
+      <w:r>
+        <w:rPr>
+          <w:color w:val="363636"/>
+          <w:sz w:val="24"/>
+          <w:szCs w:val="24"/>
+        </w:rPr>
+        <w:t xml:space="preserve"> 12</w:t>
+      </w:r>
+      <w:r>
+        <w:rPr>
+          <w:color w:val="363636"/>
+          <w:sz w:val="24"/>
+          <w:szCs w:val="24"/>
+        </w:rPr>
+        <w:t xml:space="preserve"> </w:t>
+      </w:r>
       <w:r>
         <w:rPr>
           <w:color w:val="363636"/>
@@ -1155,7 +1743,6 @@
           <w:color w:val="363636"/>
           <w:sz w:val="24"/>
           <w:szCs w:val="24"/>
-          <w:lang w:val="en-US"/>
         </w:rPr>
         <w:t>–</w:t>
       </w:r>
@@ -1194,8 +1781,18 @@
           <w:sz w:val="24"/>
           <w:szCs w:val="24"/>
         </w:rPr>
-        <w:t>В процессе работы Остапив</w:t>
-      </w:r>
+        <w:t xml:space="preserve">В процессе работы </w:t>
+      </w:r>
+      <w:proofErr w:type="spellStart"/>
+      <w:r>
+        <w:rPr>
+          <w:color w:val="363636"/>
+          <w:sz w:val="24"/>
+          <w:szCs w:val="24"/>
+        </w:rPr>
+        <w:t>Остапив</w:t>
+      </w:r>
+      <w:proofErr w:type="spellEnd"/>
       <w:r>
         <w:rPr>
           <w:color w:val="363636"/>
@@ -1263,8 +1860,18 @@
           <w:sz w:val="24"/>
           <w:szCs w:val="24"/>
         </w:rPr>
-        <w:t>С учётом вышесказанного считаю, что диссертационная работа Остапива</w:t>
-      </w:r>
+        <w:t xml:space="preserve">С учётом вышесказанного считаю, что диссертационная работа </w:t>
+      </w:r>
+      <w:proofErr w:type="spellStart"/>
+      <w:r>
+        <w:rPr>
+          <w:color w:val="363636"/>
+          <w:sz w:val="24"/>
+          <w:szCs w:val="24"/>
+        </w:rPr>
+        <w:t>Остапива</w:t>
+      </w:r>
+      <w:proofErr w:type="spellEnd"/>
       <w:r>
         <w:rPr>
           <w:color w:val="363636"/>
@@ -1295,7 +1902,25 @@
           <w:sz w:val="24"/>
           <w:szCs w:val="24"/>
         </w:rPr>
-        <w:t>и паспорту специальности 1.3.19 – Лазерная физика, а Остапив А.Ю. заслуживает присуждения уч</w:t>
+        <w:t xml:space="preserve">и паспорту специальности 1.3.19 – Лазерная физика, а </w:t>
+      </w:r>
+      <w:proofErr w:type="spellStart"/>
+      <w:r>
+        <w:rPr>
+          <w:color w:val="363636"/>
+          <w:sz w:val="24"/>
+          <w:szCs w:val="24"/>
+        </w:rPr>
+        <w:t>Остапив</w:t>
+      </w:r>
+      <w:proofErr w:type="spellEnd"/>
+      <w:r>
+        <w:rPr>
+          <w:color w:val="363636"/>
+          <w:sz w:val="24"/>
+          <w:szCs w:val="24"/>
+        </w:rPr>
+        <w:t xml:space="preserve"> А.Ю. заслуживает присуждения уч</w:t>
       </w:r>
       <w:r>
         <w:rPr>
@@ -1445,13 +2070,23 @@
                 <w:szCs w:val="24"/>
               </w:rPr>
             </w:pPr>
+            <w:proofErr w:type="spellStart"/>
             <w:r>
               <w:rPr>
                 <w:color w:val="343434"/>
                 <w:sz w:val="24"/>
                 <w:szCs w:val="24"/>
               </w:rPr>
-              <w:t>Коняшкин А.В.</w:t>
+              <w:t>Коняшкин</w:t>
+            </w:r>
+            <w:proofErr w:type="spellEnd"/>
+            <w:r>
+              <w:rPr>
+                <w:color w:val="343434"/>
+                <w:sz w:val="24"/>
+                <w:szCs w:val="24"/>
+              </w:rPr>
+              <w:t xml:space="preserve"> А.В.</w:t>
             </w:r>
           </w:p>
         </w:tc>
@@ -1480,7 +2115,25 @@
                 <w:sz w:val="24"/>
                 <w:szCs w:val="24"/>
               </w:rPr>
-              <w:t>Подпись Коняшкина А.В. заверяю</w:t>
+              <w:t xml:space="preserve">Подпись </w:t>
+            </w:r>
+            <w:proofErr w:type="spellStart"/>
+            <w:r>
+              <w:rPr>
+                <w:color w:val="343434"/>
+                <w:sz w:val="24"/>
+                <w:szCs w:val="24"/>
+              </w:rPr>
+              <w:t>Коняшкина</w:t>
+            </w:r>
+            <w:proofErr w:type="spellEnd"/>
+            <w:r>
+              <w:rPr>
+                <w:color w:val="343434"/>
+                <w:sz w:val="24"/>
+                <w:szCs w:val="24"/>
+              </w:rPr>
+              <w:t> А.В. заверяю</w:t>
             </w:r>
           </w:p>
           <w:p>
@@ -1491,6 +2144,7 @@
                 <w:color w:val="343434"/>
                 <w:sz w:val="24"/>
                 <w:szCs w:val="24"/>
+                <w:highlight w:val="yellow"/>
               </w:rPr>
             </w:pPr>
             <w:r>
@@ -1498,6 +2152,7 @@
                 <w:color w:val="343434"/>
                 <w:sz w:val="24"/>
                 <w:szCs w:val="24"/>
+                <w:highlight w:val="yellow"/>
               </w:rPr>
               <w:t>Зав.</w:t>
             </w:r>
@@ -1506,6 +2161,7 @@
                 <w:color w:val="343434"/>
                 <w:sz w:val="24"/>
                 <w:szCs w:val="24"/>
+                <w:highlight w:val="yellow"/>
               </w:rPr>
               <w:t> </w:t>
             </w:r>
@@ -1514,6 +2170,7 @@
                 <w:color w:val="343434"/>
                 <w:sz w:val="24"/>
                 <w:szCs w:val="24"/>
+                <w:highlight w:val="yellow"/>
               </w:rPr>
               <w:t>отд.</w:t>
             </w:r>
@@ -1522,6 +2179,7 @@
                 <w:color w:val="343434"/>
                 <w:sz w:val="24"/>
                 <w:szCs w:val="24"/>
+                <w:highlight w:val="yellow"/>
               </w:rPr>
               <w:t> к</w:t>
             </w:r>
@@ -1530,6 +2188,7 @@
                 <w:color w:val="343434"/>
                 <w:sz w:val="24"/>
                 <w:szCs w:val="24"/>
+                <w:highlight w:val="yellow"/>
               </w:rPr>
               <w:t>адров</w:t>
             </w:r>
@@ -1538,6 +2197,7 @@
                 <w:color w:val="343434"/>
                 <w:sz w:val="24"/>
                 <w:szCs w:val="24"/>
+                <w:highlight w:val="yellow"/>
               </w:rPr>
               <w:t> </w:t>
             </w:r>
@@ -1546,6 +2206,7 @@
                 <w:color w:val="343434"/>
                 <w:sz w:val="24"/>
                 <w:szCs w:val="24"/>
+                <w:highlight w:val="yellow"/>
               </w:rPr>
               <w:t>ФИРЭ им. В.А. Котельникова РАН</w:t>
             </w:r>
@@ -1560,24 +2221,36 @@
                 <w:szCs w:val="24"/>
               </w:rPr>
             </w:pPr>
+            <w:proofErr w:type="spellStart"/>
             <w:r>
               <w:rPr>
                 <w:color w:val="343434"/>
                 <w:sz w:val="24"/>
                 <w:szCs w:val="24"/>
-              </w:rPr>
-              <w:t>Сизова </w:t>
-            </w:r>
-            <w:proofErr w:type="gramStart"/>
+                <w:highlight w:val="yellow"/>
+              </w:rPr>
+              <w:t>Сизова</w:t>
+            </w:r>
+            <w:proofErr w:type="spellEnd"/>
             <w:r>
               <w:rPr>
                 <w:color w:val="343434"/>
                 <w:sz w:val="24"/>
                 <w:szCs w:val="24"/>
-              </w:rPr>
-              <w:t>О.Ю.</w:t>
-            </w:r>
-            <w:proofErr w:type="gramEnd"/>
+                <w:highlight w:val="yellow"/>
+              </w:rPr>
+              <w:t> О.Ю</w:t>
+            </w:r>
+            <w:bookmarkStart w:id="0" w:name="_GoBack"/>
+            <w:bookmarkEnd w:id="0"/>
+            <w:r>
+              <w:rPr>
+                <w:color w:val="343434"/>
+                <w:sz w:val="24"/>
+                <w:szCs w:val="24"/>
+              </w:rPr>
+              <w:t>.</w:t>
+            </w:r>
           </w:p>
           <w:p>
             <w:pPr>
@@ -1640,7 +2313,7 @@
 </file>
 
 <file path=word/styles.xml><?xml version="1.0" encoding="utf-8"?>
-<w:styles xmlns:mc="http://schemas.openxmlformats.org/markup-compatibility/2006" xmlns:r="http://schemas.openxmlformats.org/officeDocument/2006/relationships" xmlns:w="http://schemas.openxmlformats.org/wordprocessingml/2006/main" xmlns:w14="http://schemas.microsoft.com/office/word/2010/wordml" xmlns:w15="http://schemas.microsoft.com/office/word/2012/wordml" xmlns:w16cex="http://schemas.microsoft.com/office/word/2018/wordml/cex" xmlns:w16cid="http://schemas.microsoft.com/office/word/2016/wordml/cid" xmlns:w16="http://schemas.microsoft.com/office/word/2018/wordml" xmlns:w16sdtdh="http://schemas.microsoft.com/office/word/2020/wordml/sdtdatahash" xmlns:w16se="http://schemas.microsoft.com/office/word/2015/wordml/symex" mc:Ignorable="w14 w15 w16se w16cid w16 w16cex w16sdtdh">
+<w:styles xmlns:mc="http://schemas.openxmlformats.org/markup-compatibility/2006" xmlns:r="http://schemas.openxmlformats.org/officeDocument/2006/relationships" xmlns:w="http://schemas.openxmlformats.org/wordprocessingml/2006/main" xmlns:w14="http://schemas.microsoft.com/office/word/2010/wordml" xmlns:w15="http://schemas.microsoft.com/office/word/2012/wordml" xmlns:w16se="http://schemas.microsoft.com/office/word/2015/wordml/symex" mc:Ignorable="w14 w15 w16se">
   <w:docDefaults>
     <w:rPrDefault>
       <w:rPr>
@@ -1658,7 +2331,7 @@
       </w:pPr>
     </w:pPrDefault>
   </w:docDefaults>
-  <w:latentStyles w:defLockedState="0" w:defUIPriority="99" w:defSemiHidden="0" w:defUnhideWhenUsed="0" w:defQFormat="0" w:count="376">
+  <w:latentStyles w:defLockedState="0" w:defUIPriority="99" w:defSemiHidden="0" w:defUnhideWhenUsed="0" w:defQFormat="0" w:count="371">
     <w:lsdException w:name="Normal" w:uiPriority="0" w:qFormat="1"/>
     <w:lsdException w:name="heading 1" w:uiPriority="9" w:qFormat="1"/>
     <w:lsdException w:name="heading 2" w:semiHidden="1" w:uiPriority="9" w:unhideWhenUsed="1" w:qFormat="1"/>
@@ -1764,6 +2437,7 @@
     <w:lsdException w:name="HTML Sample" w:semiHidden="1" w:unhideWhenUsed="1"/>
     <w:lsdException w:name="HTML Typewriter" w:semiHidden="1" w:unhideWhenUsed="1"/>
     <w:lsdException w:name="HTML Variable" w:semiHidden="1" w:unhideWhenUsed="1"/>
+    <w:lsdException w:name="Normal Table" w:semiHidden="1" w:unhideWhenUsed="1"/>
     <w:lsdException w:name="annotation subject" w:semiHidden="1" w:unhideWhenUsed="1"/>
     <w:lsdException w:name="No List" w:semiHidden="1" w:unhideWhenUsed="1"/>
     <w:lsdException w:name="Outline List 1" w:semiHidden="1" w:unhideWhenUsed="1"/>
@@ -1806,8 +2480,11 @@
     <w:lsdException w:name="Table Contemporary" w:semiHidden="1" w:unhideWhenUsed="1"/>
     <w:lsdException w:name="Table Elegant" w:semiHidden="1" w:unhideWhenUsed="1"/>
     <w:lsdException w:name="Table Professional" w:semiHidden="1" w:unhideWhenUsed="1"/>
+    <w:lsdException w:name="Table Subtle 1" w:semiHidden="1" w:unhideWhenUsed="1"/>
     <w:lsdException w:name="Table Subtle 2" w:semiHidden="1" w:unhideWhenUsed="1"/>
     <w:lsdException w:name="Table Web 1" w:semiHidden="1" w:unhideWhenUsed="1"/>
+    <w:lsdException w:name="Table Web 2" w:semiHidden="1" w:unhideWhenUsed="1"/>
+    <w:lsdException w:name="Table Web 3" w:semiHidden="1" w:unhideWhenUsed="1"/>
     <w:lsdException w:name="Balloon Text" w:semiHidden="1" w:unhideWhenUsed="1"/>
     <w:lsdException w:name="Table Grid" w:uiPriority="39"/>
     <w:lsdException w:name="Table Theme" w:semiHidden="1" w:unhideWhenUsed="1"/>
@@ -2026,11 +2703,6 @@
     <w:lsdException w:name="List Table 5 Dark Accent 6" w:uiPriority="50"/>
     <w:lsdException w:name="List Table 6 Colorful Accent 6" w:uiPriority="51"/>
     <w:lsdException w:name="List Table 7 Colorful Accent 6" w:uiPriority="52"/>
-    <w:lsdException w:name="Mention" w:semiHidden="1" w:unhideWhenUsed="1"/>
-    <w:lsdException w:name="Smart Hyperlink" w:semiHidden="1" w:unhideWhenUsed="1"/>
-    <w:lsdException w:name="Hashtag" w:semiHidden="1" w:unhideWhenUsed="1"/>
-    <w:lsdException w:name="Unresolved Mention" w:semiHidden="1" w:unhideWhenUsed="1"/>
-    <w:lsdException w:name="Smart Link" w:semiHidden="1" w:unhideWhenUsed="1"/>
   </w:latentStyles>
   <w:style w:type="paragraph" w:default="1" w:styleId="a">
     <w:name w:val="Normal"/>
